--- a/kayna-kayna-pay/docs/Kayna_Kayna_Pay_Essentiel.docx
+++ b/kayna-kayna-pay/docs/Kayna_Kayna_Pay_Essentiel.docx
@@ -52,7 +52,7 @@
     </w:p>
     <w:p>
       <w:pPr>
-        <w:spacing w:after="130" w:before="260"/>
+        <w:spacing w:after="110" w:before="210"/>
       </w:pPr>
       <w:r>
         <w:rPr>
@@ -116,7 +116,7 @@
     </w:p>
     <w:p>
       <w:pPr>
-        <w:spacing w:after="130" w:before="260"/>
+        <w:spacing w:after="110" w:before="210"/>
       </w:pPr>
       <w:r>
         <w:rPr>
@@ -498,7 +498,7 @@
     </w:p>
     <w:p>
       <w:pPr>
-        <w:spacing w:after="130" w:before="260"/>
+        <w:spacing w:after="110" w:before="210"/>
       </w:pPr>
       <w:r>
         <w:rPr>
@@ -900,7 +900,7 @@
     </w:p>
     <w:p>
       <w:pPr>
-        <w:spacing w:after="130" w:before="260"/>
+        <w:spacing w:after="110" w:before="210"/>
       </w:pPr>
       <w:r>
         <w:rPr>
@@ -1080,7 +1080,7 @@
     </w:p>
     <w:p>
       <w:pPr>
-        <w:spacing w:after="130" w:before="260"/>
+        <w:spacing w:after="110" w:before="210"/>
       </w:pPr>
       <w:r>
         <w:rPr>
@@ -1442,7 +1442,7 @@
     </w:p>
     <w:p>
       <w:pPr>
-        <w:spacing w:after="130" w:before="260"/>
+        <w:spacing w:after="110" w:before="210"/>
       </w:pPr>
       <w:r>
         <w:rPr>
@@ -1664,7 +1664,7 @@
     </w:tbl>
     <w:p>
       <w:pPr>
-        <w:spacing w:after="200" w:line="276"/>
+        <w:spacing w:after="110" w:line="276"/>
       </w:pPr>
       <w:r>
         <w:rPr>
@@ -1678,7 +1678,7 @@
     </w:p>
     <w:p>
       <w:pPr>
-        <w:spacing w:after="130" w:before="260"/>
+        <w:spacing w:after="110" w:before="210"/>
       </w:pPr>
       <w:r>
         <w:rPr>
@@ -1689,96 +1689,12 @@
           <w:sz w:val="24"/>
           <w:szCs w:val="24"/>
         </w:rPr>
-        <w:t xml:space="preserve">7.  Tester l'application (5 commandes)</w:t>
-      </w:r>
-    </w:p>
-    <w:p>
-      <w:pPr>
-        <w:spacing w:after="100" w:line="276"/>
-      </w:pPr>
-      <w:r>
-        <w:rPr>
-          <w:rFonts w:ascii="Calibri" w:cs="Calibri" w:eastAsia="Calibri" w:hAnsi="Calibri"/>
-          <w:color w:val="20344A"/>
-          <w:sz w:val="20"/>
-          <w:szCs w:val="20"/>
-        </w:rPr>
-        <w:t xml:space="preserve">Sur un ordinateur, téléphone et PC sur le même Wi-Fi :</w:t>
-      </w:r>
-    </w:p>
-    <w:p>
-      <w:pPr>
-        <w:shd w:fill="F2F6FA" w:val="clear"/>
-        <w:spacing w:after="60" w:line="260"/>
-      </w:pPr>
-      <w:r>
-        <w:rPr>
-          <w:rFonts w:ascii="Consolas" w:cs="Consolas" w:eastAsia="Consolas" w:hAnsi="Consolas"/>
-          <w:sz w:val="15"/>
-          <w:szCs w:val="15"/>
-        </w:rPr>
-        <w:t xml:space="preserve">git clone -b claude/kayna-kayna-pay-presentation-gp4lgf https://github.com/mly-dev/projet.git</w:t>
-      </w:r>
-    </w:p>
-    <w:p>
-      <w:pPr>
-        <w:shd w:fill="F2F6FA" w:val="clear"/>
-        <w:spacing w:after="60" w:line="260"/>
-      </w:pPr>
-      <w:r>
-        <w:rPr>
-          <w:rFonts w:ascii="Consolas" w:cs="Consolas" w:eastAsia="Consolas" w:hAnsi="Consolas"/>
-          <w:sz w:val="15"/>
-          <w:szCs w:val="15"/>
-        </w:rPr>
-        <w:t xml:space="preserve">cd projet/kayna-kayna-pay/plateforme</w:t>
-      </w:r>
-    </w:p>
-    <w:p>
-      <w:pPr>
-        <w:shd w:fill="F2F6FA" w:val="clear"/>
-        <w:spacing w:after="60" w:line="260"/>
-      </w:pPr>
-      <w:r>
-        <w:rPr>
-          <w:rFonts w:ascii="Consolas" w:cs="Consolas" w:eastAsia="Consolas" w:hAnsi="Consolas"/>
-          <w:sz w:val="15"/>
-          <w:szCs w:val="15"/>
-        </w:rPr>
-        <w:t xml:space="preserve">npm install &amp;&amp; npm run db:migrer &amp;&amp; npm run db:seed &amp;&amp; npm run dev</w:t>
-      </w:r>
-    </w:p>
-    <w:p>
-      <w:pPr>
-        <w:shd w:fill="F2F6FA" w:val="clear"/>
-        <w:spacing w:after="60" w:line="260"/>
-      </w:pPr>
-      <w:r>
-        <w:rPr>
-          <w:rFonts w:ascii="Consolas" w:cs="Consolas" w:eastAsia="Consolas" w:hAnsi="Consolas"/>
-          <w:sz w:val="15"/>
-          <w:szCs w:val="15"/>
-        </w:rPr>
-        <w:t xml:space="preserve">cd ../mobile &amp;&amp; npm install &amp;&amp; cp .env.example .env</w:t>
-      </w:r>
-    </w:p>
-    <w:p>
-      <w:pPr>
-        <w:shd w:fill="F2F6FA" w:val="clear"/>
-        <w:spacing w:after="130" w:line="260"/>
-      </w:pPr>
-      <w:r>
-        <w:rPr>
-          <w:rFonts w:ascii="Consolas" w:cs="Consolas" w:eastAsia="Consolas" w:hAnsi="Consolas"/>
-          <w:sz w:val="15"/>
-          <w:szCs w:val="15"/>
-        </w:rPr>
-        <w:t xml:space="preserve">npx expo start          (puis scanner le QR code avec Expo Go)</w:t>
-      </w:r>
-    </w:p>
-    <w:p>
-      <w:pPr>
-        <w:spacing w:after="200" w:line="276"/>
+        <w:t xml:space="preserve">7.  Tester l'application</w:t>
+      </w:r>
+    </w:p>
+    <w:p>
+      <w:pPr>
+        <w:spacing w:after="110" w:line="276"/>
       </w:pPr>
       <w:r>
         <w:rPr>
@@ -1789,16 +1705,16 @@
           <w:sz w:val="20"/>
           <w:szCs w:val="20"/>
         </w:rPr>
-        <w:t xml:space="preserve">Important : </w:t>
-      </w:r>
-      <w:r>
-        <w:rPr>
-          <w:rFonts w:ascii="Calibri" w:cs="Calibri" w:eastAsia="Calibri" w:hAnsi="Calibri"/>
-          <w:color w:val="20344A"/>
-          <w:sz w:val="20"/>
-          <w:szCs w:val="20"/>
-        </w:rPr>
-        <w:t xml:space="preserve">dans </w:t>
+        <w:t xml:space="preserve">Prérequis : </w:t>
+      </w:r>
+      <w:r>
+        <w:rPr>
+          <w:rFonts w:ascii="Calibri" w:cs="Calibri" w:eastAsia="Calibri" w:hAnsi="Calibri"/>
+          <w:color w:val="20344A"/>
+          <w:sz w:val="20"/>
+          <w:szCs w:val="20"/>
+        </w:rPr>
+        <w:t xml:space="preserve">Node 18+, PostgreSQL installé </w:t>
       </w:r>
       <w:r>
         <w:rPr>
@@ -1809,22 +1725,250 @@
           <w:sz w:val="20"/>
           <w:szCs w:val="20"/>
         </w:rPr>
-        <w:t xml:space="preserve">mobile/.env</w:t>
-      </w:r>
-      <w:r>
-        <w:rPr>
-          <w:rFonts w:ascii="Calibri" w:cs="Calibri" w:eastAsia="Calibri" w:hAnsi="Calibri"/>
-          <w:color w:val="20344A"/>
-          <w:sz w:val="20"/>
-          <w:szCs w:val="20"/>
-        </w:rPr>
-        <w:t xml:space="preserve">, mettez l'adresse IP de votre PC (</w:t>
-      </w:r>
+        <w:t xml:space="preserve">et démarré</w:t>
+      </w:r>
+      <w:r>
+        <w:rPr>
+          <w:rFonts w:ascii="Calibri" w:cs="Calibri" w:eastAsia="Calibri" w:hAnsi="Calibri"/>
+          <w:color w:val="20344A"/>
+          <w:sz w:val="20"/>
+          <w:szCs w:val="20"/>
+        </w:rPr>
+        <w:t xml:space="preserve">, Expo Go sur le téléphone, PC et téléphone sur le même Wi-Fi. Commandes pour Windows (cmd).</w:t>
+      </w:r>
+    </w:p>
+    <w:p>
+      <w:pPr>
+        <w:spacing w:after="60" w:line="276"/>
+      </w:pPr>
       <w:r>
         <w:rPr>
           <w:rFonts w:ascii="Calibri" w:cs="Calibri" w:eastAsia="Calibri" w:hAnsi="Calibri"/>
           <w:b/>
           <w:bCs/>
+          <w:color w:val="003A70"/>
+          <w:sz w:val="20"/>
+          <w:szCs w:val="20"/>
+        </w:rPr>
+        <w:t xml:space="preserve">① La base de données — une seule fois</w:t>
+      </w:r>
+    </w:p>
+    <w:p>
+      <w:pPr>
+        <w:shd w:fill="F2F6FA" w:val="clear"/>
+        <w:spacing w:after="40" w:line="250"/>
+      </w:pPr>
+      <w:r>
+        <w:rPr>
+          <w:rFonts w:ascii="Consolas" w:cs="Consolas" w:eastAsia="Consolas" w:hAnsi="Consolas"/>
+          <w:color w:val="20344A"/>
+          <w:sz w:val="14"/>
+          <w:szCs w:val="14"/>
+        </w:rPr>
+        <w:t xml:space="preserve">  psql -U postgres -c "CREATE USER kkp WITH PASSWORD 'kkp' CREATEDB;"</w:t>
+      </w:r>
+    </w:p>
+    <w:p>
+      <w:pPr>
+        <w:shd w:fill="F2F6FA" w:val="clear"/>
+        <w:spacing w:after="110" w:line="250"/>
+      </w:pPr>
+      <w:r>
+        <w:rPr>
+          <w:rFonts w:ascii="Consolas" w:cs="Consolas" w:eastAsia="Consolas" w:hAnsi="Consolas"/>
+          <w:color w:val="20344A"/>
+          <w:sz w:val="14"/>
+          <w:szCs w:val="14"/>
+        </w:rPr>
+        <w:t xml:space="preserve">  psql -U postgres -c "CREATE DATABASE kaynakaynapay OWNER kkp;"</w:t>
+      </w:r>
+    </w:p>
+    <w:p>
+      <w:pPr>
+        <w:spacing w:after="60" w:line="276"/>
+      </w:pPr>
+      <w:r>
+        <w:rPr>
+          <w:rFonts w:ascii="Calibri" w:cs="Calibri" w:eastAsia="Calibri" w:hAnsi="Calibri"/>
+          <w:b/>
+          <w:bCs/>
+          <w:color w:val="003A70"/>
+          <w:sz w:val="20"/>
+          <w:szCs w:val="20"/>
+        </w:rPr>
+        <w:t xml:space="preserve">② La plateforme</w:t>
+      </w:r>
+    </w:p>
+    <w:p>
+      <w:pPr>
+        <w:shd w:fill="F2F6FA" w:val="clear"/>
+        <w:spacing w:after="40" w:line="250"/>
+      </w:pPr>
+      <w:r>
+        <w:rPr>
+          <w:rFonts w:ascii="Consolas" w:cs="Consolas" w:eastAsia="Consolas" w:hAnsi="Consolas"/>
+          <w:color w:val="20344A"/>
+          <w:sz w:val="14"/>
+          <w:szCs w:val="14"/>
+        </w:rPr>
+        <w:t xml:space="preserve">  git clone -b claude/kayna-kayna-pay-presentation-gp4lgf https://github.com/mly-dev/projet.git</w:t>
+      </w:r>
+    </w:p>
+    <w:p>
+      <w:pPr>
+        <w:shd w:fill="F2F6FA" w:val="clear"/>
+        <w:spacing w:after="40" w:line="250"/>
+      </w:pPr>
+      <w:r>
+        <w:rPr>
+          <w:rFonts w:ascii="Consolas" w:cs="Consolas" w:eastAsia="Consolas" w:hAnsi="Consolas"/>
+          <w:color w:val="20344A"/>
+          <w:sz w:val="14"/>
+          <w:szCs w:val="14"/>
+        </w:rPr>
+        <w:t xml:space="preserve">  cd projet\kayna-kayna-pay\plateforme</w:t>
+      </w:r>
+    </w:p>
+    <w:p>
+      <w:pPr>
+        <w:shd w:fill="F2F6FA" w:val="clear"/>
+        <w:spacing w:after="40" w:line="250"/>
+      </w:pPr>
+      <w:r>
+        <w:rPr>
+          <w:rFonts w:ascii="Consolas" w:cs="Consolas" w:eastAsia="Consolas" w:hAnsi="Consolas"/>
+          <w:color w:val="20344A"/>
+          <w:sz w:val="14"/>
+          <w:szCs w:val="14"/>
+        </w:rPr>
+        <w:t xml:space="preserve">  copy .env.example .env</w:t>
+      </w:r>
+    </w:p>
+    <w:p>
+      <w:pPr>
+        <w:shd w:fill="F2F6FA" w:val="clear"/>
+        <w:spacing w:after="110" w:line="250"/>
+      </w:pPr>
+      <w:r>
+        <w:rPr>
+          <w:rFonts w:ascii="Consolas" w:cs="Consolas" w:eastAsia="Consolas" w:hAnsi="Consolas"/>
+          <w:color w:val="20344A"/>
+          <w:sz w:val="14"/>
+          <w:szCs w:val="14"/>
+        </w:rPr>
+        <w:t xml:space="preserve">  npm install &amp;&amp; npm run db:migrer &amp;&amp; npm run db:seed &amp;&amp; npm run dev</w:t>
+      </w:r>
+    </w:p>
+    <w:p>
+      <w:pPr>
+        <w:spacing w:after="60" w:line="276"/>
+      </w:pPr>
+      <w:r>
+        <w:rPr>
+          <w:rFonts w:ascii="Calibri" w:cs="Calibri" w:eastAsia="Calibri" w:hAnsi="Calibri"/>
+          <w:b/>
+          <w:bCs/>
+          <w:color w:val="003A70"/>
+          <w:sz w:val="20"/>
+          <w:szCs w:val="20"/>
+        </w:rPr>
+        <w:t xml:space="preserve">③ L'application mobile — dans une 2ᵉ fenêtre</w:t>
+      </w:r>
+    </w:p>
+    <w:p>
+      <w:pPr>
+        <w:shd w:fill="F2F6FA" w:val="clear"/>
+        <w:spacing w:after="40" w:line="250"/>
+      </w:pPr>
+      <w:r>
+        <w:rPr>
+          <w:rFonts w:ascii="Consolas" w:cs="Consolas" w:eastAsia="Consolas" w:hAnsi="Consolas"/>
+          <w:color w:val="20344A"/>
+          <w:sz w:val="14"/>
+          <w:szCs w:val="14"/>
+        </w:rPr>
+        <w:t xml:space="preserve">  cd projet\kayna-kayna-pay\mobile</w:t>
+      </w:r>
+    </w:p>
+    <w:p>
+      <w:pPr>
+        <w:shd w:fill="F2F6FA" w:val="clear"/>
+        <w:spacing w:after="40" w:line="250"/>
+      </w:pPr>
+      <w:r>
+        <w:rPr>
+          <w:rFonts w:ascii="Consolas" w:cs="Consolas" w:eastAsia="Consolas" w:hAnsi="Consolas"/>
+          <w:color w:val="20344A"/>
+          <w:sz w:val="14"/>
+          <w:szCs w:val="14"/>
+        </w:rPr>
+        <w:t xml:space="preserve">  copy .env.example .env</w:t>
+      </w:r>
+    </w:p>
+    <w:p>
+      <w:pPr>
+        <w:shd w:fill="F2F6FA" w:val="clear"/>
+        <w:spacing w:after="110" w:line="250"/>
+      </w:pPr>
+      <w:r>
+        <w:rPr>
+          <w:rFonts w:ascii="Consolas" w:cs="Consolas" w:eastAsia="Consolas" w:hAnsi="Consolas"/>
+          <w:color w:val="20344A"/>
+          <w:sz w:val="14"/>
+          <w:szCs w:val="14"/>
+        </w:rPr>
+        <w:t xml:space="preserve">  npm install &amp;&amp; npx expo start</w:t>
+      </w:r>
+    </w:p>
+    <w:p>
+      <w:pPr>
+        <w:spacing w:after="70" w:line="276"/>
+      </w:pPr>
+      <w:r>
+        <w:rPr>
+          <w:rFonts w:ascii="Calibri" w:cs="Calibri" w:eastAsia="Calibri" w:hAnsi="Calibri"/>
+          <w:b/>
+          <w:bCs/>
+          <w:color w:val="20344A"/>
+          <w:sz w:val="20"/>
+          <w:szCs w:val="20"/>
+        </w:rPr>
+        <w:t xml:space="preserve">Avant de lancer Expo : </w:t>
+      </w:r>
+      <w:r>
+        <w:rPr>
+          <w:rFonts w:ascii="Calibri" w:cs="Calibri" w:eastAsia="Calibri" w:hAnsi="Calibri"/>
+          <w:color w:val="20344A"/>
+          <w:sz w:val="20"/>
+          <w:szCs w:val="20"/>
+        </w:rPr>
+        <w:t xml:space="preserve">ouvrez </w:t>
+      </w:r>
+      <w:r>
+        <w:rPr>
+          <w:rFonts w:ascii="Calibri" w:cs="Calibri" w:eastAsia="Calibri" w:hAnsi="Calibri"/>
+          <w:b/>
+          <w:bCs/>
+          <w:color w:val="20344A"/>
+          <w:sz w:val="20"/>
+          <w:szCs w:val="20"/>
+        </w:rPr>
+        <w:t xml:space="preserve">mobile\.env</w:t>
+      </w:r>
+      <w:r>
+        <w:rPr>
+          <w:rFonts w:ascii="Calibri" w:cs="Calibri" w:eastAsia="Calibri" w:hAnsi="Calibri"/>
+          <w:color w:val="20344A"/>
+          <w:sz w:val="20"/>
+          <w:szCs w:val="20"/>
+        </w:rPr>
+        <w:t xml:space="preserve"> et remplacez l'adresse par l'IP de votre PC (commande </w:t>
+      </w:r>
+      <w:r>
+        <w:rPr>
+          <w:rFonts w:ascii="Calibri" w:cs="Calibri" w:eastAsia="Calibri" w:hAnsi="Calibri"/>
+          <w:b/>
+          <w:bCs/>
           <w:color w:val="20344A"/>
           <w:sz w:val="20"/>
           <w:szCs w:val="20"/>
@@ -1838,7 +1982,32 @@
           <w:sz w:val="20"/>
           <w:szCs w:val="20"/>
         </w:rPr>
-        <w:t xml:space="preserve"> sous Windows), pas « localhost ». Les codes SMS s'affichent dans le terminal de la plateforme.</w:t>
+        <w:t xml:space="preserve">, ligne « Adresse IPv4 » du Wi-Fi). « localhost » ne marche pas depuis un téléphone.</w:t>
+      </w:r>
+    </w:p>
+    <w:p>
+      <w:pPr>
+        <w:spacing w:after="30" w:line="276"/>
+      </w:pPr>
+      <w:r>
+        <w:rPr>
+          <w:rFonts w:ascii="Calibri" w:cs="Calibri" w:eastAsia="Calibri" w:hAnsi="Calibri"/>
+          <w:b/>
+          <w:bCs/>
+          <w:color w:val="20344A"/>
+          <w:sz w:val="20"/>
+          <w:szCs w:val="20"/>
+        </w:rPr>
+        <w:t xml:space="preserve">Les codes SMS </w:t>
+      </w:r>
+      <w:r>
+        <w:rPr>
+          <w:rFonts w:ascii="Calibri" w:cs="Calibri" w:eastAsia="Calibri" w:hAnsi="Calibri"/>
+          <w:color w:val="20344A"/>
+          <w:sz w:val="20"/>
+          <w:szCs w:val="20"/>
+        </w:rPr>
+        <w:t xml:space="preserve">s'affichent dans la fenêtre de la plateforme (lignes « [SMS → +227… ] »), pas sur un vrai téléphone.</w:t>
       </w:r>
     </w:p>
     <w:p>
@@ -1846,19 +2015,7 @@
         <w:pBdr>
           <w:top w:val="single" w:color="D7E3EE" w:sz="6"/>
         </w:pBdr>
-        <w:spacing w:after="60" w:before="200"/>
-      </w:pPr>
-      <w:r>
-        <w:rPr>
-          <w:sz w:val="4"/>
-          <w:szCs w:val="4"/>
-        </w:rPr>
-        <w:t xml:space="preserve"/>
-      </w:r>
-    </w:p>
-    <w:p>
-      <w:pPr>
-        <w:spacing w:after="0" w:line="276"/>
+        <w:spacing w:after="0" w:before="130" w:line="240"/>
       </w:pPr>
       <w:r>
         <w:rPr>
@@ -1867,7 +2024,7 @@
           <w:sz w:val="16"/>
           <w:szCs w:val="16"/>
         </w:rPr>
-        <w:t xml:space="preserve">Guide détaillé, documentation technique et procédure d'exploitation : dossier </w:t>
+        <w:t xml:space="preserve">Guide détaillé et documentation technique : dossier </w:t>
       </w:r>
       <w:r>
         <w:rPr>
@@ -1887,12 +2044,12 @@
           <w:sz w:val="16"/>
           <w:szCs w:val="16"/>
         </w:rPr>
-        <w:t xml:space="preserve"> du projet. Chiffres relevés dans le code, pas estimés.</w:t>
+        <w:t xml:space="preserve"> du projet.</w:t>
       </w:r>
     </w:p>
     <w:sectPr>
       <w:pgSz w:w="11906" w:h="16838" w:orient="portrait"/>
-      <w:pgMar w:top="900" w:right="1000" w:bottom="800" w:left="1000" w:header="708" w:footer="708" w:gutter="0"/>
+      <w:pgMar w:top="850" w:right="1000" w:bottom="560" w:left="1000" w:header="708" w:footer="708" w:gutter="0"/>
       <w:pgNumType/>
       <w:docGrid w:linePitch="360"/>
     </w:sectPr>

--- a/kayna-kayna-pay/docs/Kayna_Kayna_Pay_Essentiel.docx
+++ b/kayna-kayna-pay/docs/Kayna_Kayna_Pay_Essentiel.docx
@@ -52,7 +52,7 @@
     </w:p>
     <w:p>
       <w:pPr>
-        <w:spacing w:after="110" w:before="210"/>
+        <w:spacing w:after="95" w:before="175"/>
       </w:pPr>
       <w:r>
         <w:rPr>
@@ -116,7 +116,7 @@
     </w:p>
     <w:p>
       <w:pPr>
-        <w:spacing w:after="110" w:before="210"/>
+        <w:spacing w:after="95" w:before="175"/>
       </w:pPr>
       <w:r>
         <w:rPr>
@@ -155,9 +155,9 @@
             <w:tcW w:type="dxa" w:w="620"/>
             <w:shd w:fill="EAF2FA" w:val="clear"/>
             <w:tcMar>
-              <w:top w:type="dxa" w:w="90"/>
-              <w:left w:type="dxa" w:w="140"/>
-              <w:bottom w:type="dxa" w:w="90"/>
+              <w:top w:type="dxa" w:w="72"/>
+              <w:left w:type="dxa" w:w="140"/>
+              <w:bottom w:type="dxa" w:w="72"/>
               <w:right w:type="dxa" w:w="140"/>
             </w:tcMar>
           </w:tcPr>
@@ -180,9 +180,9 @@
             <w:tcW w:type="dxa" w:w="8740"/>
             <w:shd w:fill="EAF2FA" w:val="clear"/>
             <w:tcMar>
-              <w:top w:type="dxa" w:w="90"/>
-              <w:left w:type="dxa" w:w="140"/>
-              <w:bottom w:type="dxa" w:w="90"/>
+              <w:top w:type="dxa" w:w="72"/>
+              <w:left w:type="dxa" w:w="140"/>
+              <w:bottom w:type="dxa" w:w="72"/>
               <w:right w:type="dxa" w:w="140"/>
             </w:tcMar>
           </w:tcPr>
@@ -206,9 +206,9 @@
           <w:tcPr>
             <w:tcW w:type="dxa" w:w="620"/>
             <w:tcMar>
-              <w:top w:type="dxa" w:w="90"/>
-              <w:left w:type="dxa" w:w="140"/>
-              <w:bottom w:type="dxa" w:w="90"/>
+              <w:top w:type="dxa" w:w="72"/>
+              <w:left w:type="dxa" w:w="140"/>
+              <w:bottom w:type="dxa" w:w="72"/>
               <w:right w:type="dxa" w:w="140"/>
             </w:tcMar>
           </w:tcPr>
@@ -233,9 +233,9 @@
           <w:tcPr>
             <w:tcW w:type="dxa" w:w="8740"/>
             <w:tcMar>
-              <w:top w:type="dxa" w:w="90"/>
-              <w:left w:type="dxa" w:w="140"/>
-              <w:bottom w:type="dxa" w:w="90"/>
+              <w:top w:type="dxa" w:w="72"/>
+              <w:left w:type="dxa" w:w="140"/>
+              <w:bottom w:type="dxa" w:w="72"/>
               <w:right w:type="dxa" w:w="140"/>
             </w:tcMar>
           </w:tcPr>
@@ -262,9 +262,9 @@
           <w:tcPr>
             <w:tcW w:type="dxa" w:w="620"/>
             <w:tcMar>
-              <w:top w:type="dxa" w:w="90"/>
-              <w:left w:type="dxa" w:w="140"/>
-              <w:bottom w:type="dxa" w:w="90"/>
+              <w:top w:type="dxa" w:w="72"/>
+              <w:left w:type="dxa" w:w="140"/>
+              <w:bottom w:type="dxa" w:w="72"/>
               <w:right w:type="dxa" w:w="140"/>
             </w:tcMar>
           </w:tcPr>
@@ -289,9 +289,9 @@
           <w:tcPr>
             <w:tcW w:type="dxa" w:w="8740"/>
             <w:tcMar>
-              <w:top w:type="dxa" w:w="90"/>
-              <w:left w:type="dxa" w:w="140"/>
-              <w:bottom w:type="dxa" w:w="90"/>
+              <w:top w:type="dxa" w:w="72"/>
+              <w:left w:type="dxa" w:w="140"/>
+              <w:bottom w:type="dxa" w:w="72"/>
               <w:right w:type="dxa" w:w="140"/>
             </w:tcMar>
           </w:tcPr>
@@ -318,9 +318,9 @@
           <w:tcPr>
             <w:tcW w:type="dxa" w:w="620"/>
             <w:tcMar>
-              <w:top w:type="dxa" w:w="90"/>
-              <w:left w:type="dxa" w:w="140"/>
-              <w:bottom w:type="dxa" w:w="90"/>
+              <w:top w:type="dxa" w:w="72"/>
+              <w:left w:type="dxa" w:w="140"/>
+              <w:bottom w:type="dxa" w:w="72"/>
               <w:right w:type="dxa" w:w="140"/>
             </w:tcMar>
           </w:tcPr>
@@ -345,9 +345,9 @@
           <w:tcPr>
             <w:tcW w:type="dxa" w:w="8740"/>
             <w:tcMar>
-              <w:top w:type="dxa" w:w="90"/>
-              <w:left w:type="dxa" w:w="140"/>
-              <w:bottom w:type="dxa" w:w="90"/>
+              <w:top w:type="dxa" w:w="72"/>
+              <w:left w:type="dxa" w:w="140"/>
+              <w:bottom w:type="dxa" w:w="72"/>
               <w:right w:type="dxa" w:w="140"/>
             </w:tcMar>
           </w:tcPr>
@@ -374,9 +374,9 @@
           <w:tcPr>
             <w:tcW w:type="dxa" w:w="620"/>
             <w:tcMar>
-              <w:top w:type="dxa" w:w="90"/>
-              <w:left w:type="dxa" w:w="140"/>
-              <w:bottom w:type="dxa" w:w="90"/>
+              <w:top w:type="dxa" w:w="72"/>
+              <w:left w:type="dxa" w:w="140"/>
+              <w:bottom w:type="dxa" w:w="72"/>
               <w:right w:type="dxa" w:w="140"/>
             </w:tcMar>
           </w:tcPr>
@@ -401,9 +401,9 @@
           <w:tcPr>
             <w:tcW w:type="dxa" w:w="8740"/>
             <w:tcMar>
-              <w:top w:type="dxa" w:w="90"/>
-              <w:left w:type="dxa" w:w="140"/>
-              <w:bottom w:type="dxa" w:w="90"/>
+              <w:top w:type="dxa" w:w="72"/>
+              <w:left w:type="dxa" w:w="140"/>
+              <w:bottom w:type="dxa" w:w="72"/>
               <w:right w:type="dxa" w:w="140"/>
             </w:tcMar>
           </w:tcPr>
@@ -430,9 +430,9 @@
           <w:tcPr>
             <w:tcW w:type="dxa" w:w="620"/>
             <w:tcMar>
-              <w:top w:type="dxa" w:w="90"/>
-              <w:left w:type="dxa" w:w="140"/>
-              <w:bottom w:type="dxa" w:w="90"/>
+              <w:top w:type="dxa" w:w="72"/>
+              <w:left w:type="dxa" w:w="140"/>
+              <w:bottom w:type="dxa" w:w="72"/>
               <w:right w:type="dxa" w:w="140"/>
             </w:tcMar>
           </w:tcPr>
@@ -457,9 +457,9 @@
           <w:tcPr>
             <w:tcW w:type="dxa" w:w="8740"/>
             <w:tcMar>
-              <w:top w:type="dxa" w:w="90"/>
-              <w:left w:type="dxa" w:w="140"/>
-              <w:bottom w:type="dxa" w:w="90"/>
+              <w:top w:type="dxa" w:w="72"/>
+              <w:left w:type="dxa" w:w="140"/>
+              <w:bottom w:type="dxa" w:w="72"/>
               <w:right w:type="dxa" w:w="140"/>
             </w:tcMar>
           </w:tcPr>
@@ -498,7 +498,7 @@
     </w:p>
     <w:p>
       <w:pPr>
-        <w:spacing w:after="110" w:before="210"/>
+        <w:spacing w:after="95" w:before="175"/>
       </w:pPr>
       <w:r>
         <w:rPr>
@@ -538,9 +538,9 @@
             <w:tcW w:type="dxa" w:w="2500"/>
             <w:shd w:fill="EAF2FA" w:val="clear"/>
             <w:tcMar>
-              <w:top w:type="dxa" w:w="90"/>
-              <w:left w:type="dxa" w:w="140"/>
-              <w:bottom w:type="dxa" w:w="90"/>
+              <w:top w:type="dxa" w:w="72"/>
+              <w:left w:type="dxa" w:w="140"/>
+              <w:bottom w:type="dxa" w:w="72"/>
               <w:right w:type="dxa" w:w="140"/>
             </w:tcMar>
           </w:tcPr>
@@ -563,9 +563,9 @@
             <w:tcW w:type="dxa" w:w="4200"/>
             <w:shd w:fill="EAF2FA" w:val="clear"/>
             <w:tcMar>
-              <w:top w:type="dxa" w:w="90"/>
-              <w:left w:type="dxa" w:w="140"/>
-              <w:bottom w:type="dxa" w:w="90"/>
+              <w:top w:type="dxa" w:w="72"/>
+              <w:left w:type="dxa" w:w="140"/>
+              <w:bottom w:type="dxa" w:w="72"/>
               <w:right w:type="dxa" w:w="140"/>
             </w:tcMar>
           </w:tcPr>
@@ -588,9 +588,9 @@
             <w:tcW w:type="dxa" w:w="2660"/>
             <w:shd w:fill="EAF2FA" w:val="clear"/>
             <w:tcMar>
-              <w:top w:type="dxa" w:w="90"/>
-              <w:left w:type="dxa" w:w="140"/>
-              <w:bottom w:type="dxa" w:w="90"/>
+              <w:top w:type="dxa" w:w="72"/>
+              <w:left w:type="dxa" w:w="140"/>
+              <w:bottom w:type="dxa" w:w="72"/>
               <w:right w:type="dxa" w:w="140"/>
             </w:tcMar>
           </w:tcPr>
@@ -614,9 +614,9 @@
           <w:tcPr>
             <w:tcW w:type="dxa" w:w="2500"/>
             <w:tcMar>
-              <w:top w:type="dxa" w:w="90"/>
-              <w:left w:type="dxa" w:w="140"/>
-              <w:bottom w:type="dxa" w:w="90"/>
+              <w:top w:type="dxa" w:w="72"/>
+              <w:left w:type="dxa" w:w="140"/>
+              <w:bottom w:type="dxa" w:w="72"/>
               <w:right w:type="dxa" w:w="140"/>
             </w:tcMar>
           </w:tcPr>
@@ -641,9 +641,9 @@
           <w:tcPr>
             <w:tcW w:type="dxa" w:w="4200"/>
             <w:tcMar>
-              <w:top w:type="dxa" w:w="90"/>
-              <w:left w:type="dxa" w:w="140"/>
-              <w:bottom w:type="dxa" w:w="90"/>
+              <w:top w:type="dxa" w:w="72"/>
+              <w:left w:type="dxa" w:w="140"/>
+              <w:bottom w:type="dxa" w:w="72"/>
               <w:right w:type="dxa" w:w="140"/>
             </w:tcMar>
           </w:tcPr>
@@ -668,9 +668,9 @@
           <w:tcPr>
             <w:tcW w:type="dxa" w:w="2660"/>
             <w:tcMar>
-              <w:top w:type="dxa" w:w="90"/>
-              <w:left w:type="dxa" w:w="140"/>
-              <w:bottom w:type="dxa" w:w="90"/>
+              <w:top w:type="dxa" w:w="72"/>
+              <w:left w:type="dxa" w:w="140"/>
+              <w:bottom w:type="dxa" w:w="72"/>
               <w:right w:type="dxa" w:w="140"/>
             </w:tcMar>
           </w:tcPr>
@@ -697,9 +697,9 @@
           <w:tcPr>
             <w:tcW w:type="dxa" w:w="2500"/>
             <w:tcMar>
-              <w:top w:type="dxa" w:w="90"/>
-              <w:left w:type="dxa" w:w="140"/>
-              <w:bottom w:type="dxa" w:w="90"/>
+              <w:top w:type="dxa" w:w="72"/>
+              <w:left w:type="dxa" w:w="140"/>
+              <w:bottom w:type="dxa" w:w="72"/>
               <w:right w:type="dxa" w:w="140"/>
             </w:tcMar>
           </w:tcPr>
@@ -724,9 +724,9 @@
           <w:tcPr>
             <w:tcW w:type="dxa" w:w="4200"/>
             <w:tcMar>
-              <w:top w:type="dxa" w:w="90"/>
-              <w:left w:type="dxa" w:w="140"/>
-              <w:bottom w:type="dxa" w:w="90"/>
+              <w:top w:type="dxa" w:w="72"/>
+              <w:left w:type="dxa" w:w="140"/>
+              <w:bottom w:type="dxa" w:w="72"/>
               <w:right w:type="dxa" w:w="140"/>
             </w:tcMar>
           </w:tcPr>
@@ -751,9 +751,9 @@
           <w:tcPr>
             <w:tcW w:type="dxa" w:w="2660"/>
             <w:tcMar>
-              <w:top w:type="dxa" w:w="90"/>
-              <w:left w:type="dxa" w:w="140"/>
-              <w:bottom w:type="dxa" w:w="90"/>
+              <w:top w:type="dxa" w:w="72"/>
+              <w:left w:type="dxa" w:w="140"/>
+              <w:bottom w:type="dxa" w:w="72"/>
               <w:right w:type="dxa" w:w="140"/>
             </w:tcMar>
           </w:tcPr>
@@ -780,9 +780,9 @@
           <w:tcPr>
             <w:tcW w:type="dxa" w:w="2500"/>
             <w:tcMar>
-              <w:top w:type="dxa" w:w="90"/>
-              <w:left w:type="dxa" w:w="140"/>
-              <w:bottom w:type="dxa" w:w="90"/>
+              <w:top w:type="dxa" w:w="72"/>
+              <w:left w:type="dxa" w:w="140"/>
+              <w:bottom w:type="dxa" w:w="72"/>
               <w:right w:type="dxa" w:w="140"/>
             </w:tcMar>
           </w:tcPr>
@@ -807,9 +807,9 @@
           <w:tcPr>
             <w:tcW w:type="dxa" w:w="4200"/>
             <w:tcMar>
-              <w:top w:type="dxa" w:w="90"/>
-              <w:left w:type="dxa" w:w="140"/>
-              <w:bottom w:type="dxa" w:w="90"/>
+              <w:top w:type="dxa" w:w="72"/>
+              <w:left w:type="dxa" w:w="140"/>
+              <w:bottom w:type="dxa" w:w="72"/>
               <w:right w:type="dxa" w:w="140"/>
             </w:tcMar>
           </w:tcPr>
@@ -834,9 +834,9 @@
           <w:tcPr>
             <w:tcW w:type="dxa" w:w="2660"/>
             <w:tcMar>
-              <w:top w:type="dxa" w:w="90"/>
-              <w:left w:type="dxa" w:w="140"/>
-              <w:bottom w:type="dxa" w:w="90"/>
+              <w:top w:type="dxa" w:w="72"/>
+              <w:left w:type="dxa" w:w="140"/>
+              <w:bottom w:type="dxa" w:w="72"/>
               <w:right w:type="dxa" w:w="140"/>
             </w:tcMar>
           </w:tcPr>
@@ -900,7 +900,7 @@
     </w:p>
     <w:p>
       <w:pPr>
-        <w:spacing w:after="110" w:before="210"/>
+        <w:spacing w:after="95" w:before="175"/>
       </w:pPr>
       <w:r>
         <w:rPr>
@@ -935,9 +935,9 @@
             <w:tcW w:type="dxa" w:w="9360"/>
             <w:shd w:fill="F2F8FD" w:val="clear"/>
             <w:tcMar>
-              <w:top w:type="dxa" w:w="130"/>
+              <w:top w:type="dxa" w:w="110"/>
               <w:left w:type="dxa" w:w="180"/>
-              <w:bottom w:type="dxa" w:w="130"/>
+              <w:bottom w:type="dxa" w:w="110"/>
               <w:right w:type="dxa" w:w="180"/>
             </w:tcMar>
           </w:tcPr>
@@ -965,7 +965,7 @@
                 <w:ilvl w:val="0"/>
                 <w:numId w:val="1"/>
               </w:numPr>
-              <w:spacing w:after="70" w:line="276"/>
+              <w:spacing w:after="58" w:line="270"/>
             </w:pPr>
             <w:r>
               <w:rPr>
@@ -995,7 +995,7 @@
                 <w:ilvl w:val="0"/>
                 <w:numId w:val="1"/>
               </w:numPr>
-              <w:spacing w:after="70" w:line="276"/>
+              <w:spacing w:after="58" w:line="270"/>
             </w:pPr>
             <w:r>
               <w:rPr>
@@ -1025,7 +1025,7 @@
                 <w:ilvl w:val="0"/>
                 <w:numId w:val="1"/>
               </w:numPr>
-              <w:spacing w:after="70" w:line="276"/>
+              <w:spacing w:after="58" w:line="270"/>
             </w:pPr>
             <w:r>
               <w:rPr>
@@ -1080,7 +1080,7 @@
     </w:p>
     <w:p>
       <w:pPr>
-        <w:spacing w:after="110" w:before="210"/>
+        <w:spacing w:after="95" w:before="175"/>
       </w:pPr>
       <w:r>
         <w:rPr>
@@ -1119,9 +1119,9 @@
             <w:tcW w:type="dxa" w:w="4680"/>
             <w:shd w:fill="EAF2FA" w:val="clear"/>
             <w:tcMar>
-              <w:top w:type="dxa" w:w="90"/>
-              <w:left w:type="dxa" w:w="140"/>
-              <w:bottom w:type="dxa" w:w="90"/>
+              <w:top w:type="dxa" w:w="72"/>
+              <w:left w:type="dxa" w:w="140"/>
+              <w:bottom w:type="dxa" w:w="72"/>
               <w:right w:type="dxa" w:w="140"/>
             </w:tcMar>
           </w:tcPr>
@@ -1144,9 +1144,9 @@
             <w:tcW w:type="dxa" w:w="4680"/>
             <w:shd w:fill="EAF2FA" w:val="clear"/>
             <w:tcMar>
-              <w:top w:type="dxa" w:w="90"/>
-              <w:left w:type="dxa" w:w="140"/>
-              <w:bottom w:type="dxa" w:w="90"/>
+              <w:top w:type="dxa" w:w="72"/>
+              <w:left w:type="dxa" w:w="140"/>
+              <w:bottom w:type="dxa" w:w="72"/>
               <w:right w:type="dxa" w:w="140"/>
             </w:tcMar>
           </w:tcPr>
@@ -1170,9 +1170,9 @@
           <w:tcPr>
             <w:tcW w:type="dxa" w:w="4680"/>
             <w:tcMar>
-              <w:top w:type="dxa" w:w="90"/>
-              <w:left w:type="dxa" w:w="140"/>
-              <w:bottom w:type="dxa" w:w="90"/>
+              <w:top w:type="dxa" w:w="72"/>
+              <w:left w:type="dxa" w:w="140"/>
+              <w:bottom w:type="dxa" w:w="72"/>
               <w:right w:type="dxa" w:w="140"/>
             </w:tcMar>
           </w:tcPr>
@@ -1195,9 +1195,9 @@
           <w:tcPr>
             <w:tcW w:type="dxa" w:w="4680"/>
             <w:tcMar>
-              <w:top w:type="dxa" w:w="90"/>
-              <w:left w:type="dxa" w:w="140"/>
-              <w:bottom w:type="dxa" w:w="90"/>
+              <w:top w:type="dxa" w:w="72"/>
+              <w:left w:type="dxa" w:w="140"/>
+              <w:bottom w:type="dxa" w:w="72"/>
               <w:right w:type="dxa" w:w="140"/>
             </w:tcMar>
           </w:tcPr>
@@ -1222,9 +1222,9 @@
           <w:tcPr>
             <w:tcW w:type="dxa" w:w="4680"/>
             <w:tcMar>
-              <w:top w:type="dxa" w:w="90"/>
-              <w:left w:type="dxa" w:w="140"/>
-              <w:bottom w:type="dxa" w:w="90"/>
+              <w:top w:type="dxa" w:w="72"/>
+              <w:left w:type="dxa" w:w="140"/>
+              <w:bottom w:type="dxa" w:w="72"/>
               <w:right w:type="dxa" w:w="140"/>
             </w:tcMar>
           </w:tcPr>
@@ -1247,9 +1247,9 @@
           <w:tcPr>
             <w:tcW w:type="dxa" w:w="4680"/>
             <w:tcMar>
-              <w:top w:type="dxa" w:w="90"/>
-              <w:left w:type="dxa" w:w="140"/>
-              <w:bottom w:type="dxa" w:w="90"/>
+              <w:top w:type="dxa" w:w="72"/>
+              <w:left w:type="dxa" w:w="140"/>
+              <w:bottom w:type="dxa" w:w="72"/>
               <w:right w:type="dxa" w:w="140"/>
             </w:tcMar>
           </w:tcPr>
@@ -1274,9 +1274,9 @@
           <w:tcPr>
             <w:tcW w:type="dxa" w:w="4680"/>
             <w:tcMar>
-              <w:top w:type="dxa" w:w="90"/>
-              <w:left w:type="dxa" w:w="140"/>
-              <w:bottom w:type="dxa" w:w="90"/>
+              <w:top w:type="dxa" w:w="72"/>
+              <w:left w:type="dxa" w:w="140"/>
+              <w:bottom w:type="dxa" w:w="72"/>
               <w:right w:type="dxa" w:w="140"/>
             </w:tcMar>
           </w:tcPr>
@@ -1299,9 +1299,9 @@
           <w:tcPr>
             <w:tcW w:type="dxa" w:w="4680"/>
             <w:tcMar>
-              <w:top w:type="dxa" w:w="90"/>
-              <w:left w:type="dxa" w:w="140"/>
-              <w:bottom w:type="dxa" w:w="90"/>
+              <w:top w:type="dxa" w:w="72"/>
+              <w:left w:type="dxa" w:w="140"/>
+              <w:bottom w:type="dxa" w:w="72"/>
               <w:right w:type="dxa" w:w="140"/>
             </w:tcMar>
           </w:tcPr>
@@ -1326,9 +1326,9 @@
           <w:tcPr>
             <w:tcW w:type="dxa" w:w="4680"/>
             <w:tcMar>
-              <w:top w:type="dxa" w:w="90"/>
-              <w:left w:type="dxa" w:w="140"/>
-              <w:bottom w:type="dxa" w:w="90"/>
+              <w:top w:type="dxa" w:w="72"/>
+              <w:left w:type="dxa" w:w="140"/>
+              <w:bottom w:type="dxa" w:w="72"/>
               <w:right w:type="dxa" w:w="140"/>
             </w:tcMar>
           </w:tcPr>
@@ -1351,9 +1351,9 @@
           <w:tcPr>
             <w:tcW w:type="dxa" w:w="4680"/>
             <w:tcMar>
-              <w:top w:type="dxa" w:w="90"/>
-              <w:left w:type="dxa" w:w="140"/>
-              <w:bottom w:type="dxa" w:w="90"/>
+              <w:top w:type="dxa" w:w="72"/>
+              <w:left w:type="dxa" w:w="140"/>
+              <w:bottom w:type="dxa" w:w="72"/>
               <w:right w:type="dxa" w:w="140"/>
             </w:tcMar>
           </w:tcPr>
@@ -1378,9 +1378,9 @@
           <w:tcPr>
             <w:tcW w:type="dxa" w:w="4680"/>
             <w:tcMar>
-              <w:top w:type="dxa" w:w="90"/>
-              <w:left w:type="dxa" w:w="140"/>
-              <w:bottom w:type="dxa" w:w="90"/>
+              <w:top w:type="dxa" w:w="72"/>
+              <w:left w:type="dxa" w:w="140"/>
+              <w:bottom w:type="dxa" w:w="72"/>
               <w:right w:type="dxa" w:w="140"/>
             </w:tcMar>
           </w:tcPr>
@@ -1403,9 +1403,9 @@
           <w:tcPr>
             <w:tcW w:type="dxa" w:w="4680"/>
             <w:tcMar>
-              <w:top w:type="dxa" w:w="90"/>
-              <w:left w:type="dxa" w:w="140"/>
-              <w:bottom w:type="dxa" w:w="90"/>
+              <w:top w:type="dxa" w:w="72"/>
+              <w:left w:type="dxa" w:w="140"/>
+              <w:bottom w:type="dxa" w:w="72"/>
               <w:right w:type="dxa" w:w="140"/>
             </w:tcMar>
           </w:tcPr>
@@ -1442,7 +1442,7 @@
     </w:p>
     <w:p>
       <w:pPr>
-        <w:spacing w:after="110" w:before="210"/>
+        <w:spacing w:after="95" w:before="175"/>
       </w:pPr>
       <w:r>
         <w:rPr>
@@ -1463,7 +1463,7 @@
           <w:ilvl w:val="0"/>
           <w:numId w:val="1"/>
         </w:numPr>
-        <w:spacing w:after="70" w:line="276"/>
+        <w:spacing w:after="58" w:line="270"/>
       </w:pPr>
       <w:r>
         <w:rPr>
@@ -1493,7 +1493,7 @@
           <w:ilvl w:val="0"/>
           <w:numId w:val="1"/>
         </w:numPr>
-        <w:spacing w:after="70" w:line="276"/>
+        <w:spacing w:after="58" w:line="270"/>
       </w:pPr>
       <w:r>
         <w:rPr>
@@ -1523,7 +1523,7 @@
           <w:ilvl w:val="0"/>
           <w:numId w:val="1"/>
         </w:numPr>
-        <w:spacing w:after="70" w:line="276"/>
+        <w:spacing w:after="58" w:line="270"/>
       </w:pPr>
       <w:r>
         <w:rPr>
@@ -1553,7 +1553,7 @@
           <w:ilvl w:val="0"/>
           <w:numId w:val="1"/>
         </w:numPr>
-        <w:spacing w:after="70" w:line="276"/>
+        <w:spacing w:after="58" w:line="270"/>
       </w:pPr>
       <w:r>
         <w:rPr>
@@ -1611,9 +1611,9 @@
             <w:tcW w:type="dxa" w:w="9360"/>
             <w:shd w:fill="FFF6E2" w:val="clear"/>
             <w:tcMar>
-              <w:top w:type="dxa" w:w="130"/>
+              <w:top w:type="dxa" w:w="110"/>
               <w:left w:type="dxa" w:w="180"/>
-              <w:bottom w:type="dxa" w:w="130"/>
+              <w:bottom w:type="dxa" w:w="110"/>
               <w:right w:type="dxa" w:w="180"/>
             </w:tcMar>
           </w:tcPr>
@@ -1678,7 +1678,7 @@
     </w:p>
     <w:p>
       <w:pPr>
-        <w:spacing w:after="110" w:before="210"/>
+        <w:spacing w:after="95" w:before="175"/>
       </w:pPr>
       <w:r>
         <w:rPr>
@@ -1689,13 +1689,22 @@
           <w:sz w:val="24"/>
           <w:szCs w:val="24"/>
         </w:rPr>
-        <w:t xml:space="preserve">7.  Tester l'application</w:t>
-      </w:r>
-    </w:p>
-    <w:p>
-      <w:pPr>
-        <w:spacing w:after="110" w:line="276"/>
-      </w:pPr>
+        <w:t xml:space="preserve">7.  Installer et tester</w:t>
+      </w:r>
+    </w:p>
+    <w:p>
+      <w:pPr>
+        <w:spacing w:after="100" w:line="276"/>
+      </w:pPr>
+      <w:r>
+        <w:rPr>
+          <w:rFonts w:ascii="Calibri" w:cs="Calibri" w:eastAsia="Calibri" w:hAnsi="Calibri"/>
+          <w:color w:val="20344A"/>
+          <w:sz w:val="20"/>
+          <w:szCs w:val="20"/>
+        </w:rPr>
+        <w:t xml:space="preserve">Commandes pour Windows (cmd). PC et téléphone sur le </w:t>
+      </w:r>
       <w:r>
         <w:rPr>
           <w:rFonts w:ascii="Calibri" w:cs="Calibri" w:eastAsia="Calibri" w:hAnsi="Calibri"/>
@@ -1705,16 +1714,16 @@
           <w:sz w:val="20"/>
           <w:szCs w:val="20"/>
         </w:rPr>
-        <w:t xml:space="preserve">Prérequis : </w:t>
-      </w:r>
-      <w:r>
-        <w:rPr>
-          <w:rFonts w:ascii="Calibri" w:cs="Calibri" w:eastAsia="Calibri" w:hAnsi="Calibri"/>
-          <w:color w:val="20344A"/>
-          <w:sz w:val="20"/>
-          <w:szCs w:val="20"/>
-        </w:rPr>
-        <w:t xml:space="preserve">Node 18+, PostgreSQL installé </w:t>
+        <w:t xml:space="preserve">même Wi-Fi</w:t>
+      </w:r>
+      <w:r>
+        <w:rPr>
+          <w:rFonts w:ascii="Calibri" w:cs="Calibri" w:eastAsia="Calibri" w:hAnsi="Calibri"/>
+          <w:color w:val="20344A"/>
+          <w:sz w:val="20"/>
+          <w:szCs w:val="20"/>
+        </w:rPr>
+        <w:t xml:space="preserve">. Guide détaillé pas à pas : </w:t>
       </w:r>
       <w:r>
         <w:rPr>
@@ -1725,21 +1734,21 @@
           <w:sz w:val="20"/>
           <w:szCs w:val="20"/>
         </w:rPr>
-        <w:t xml:space="preserve">et démarré</w:t>
-      </w:r>
-      <w:r>
-        <w:rPr>
-          <w:rFonts w:ascii="Calibri" w:cs="Calibri" w:eastAsia="Calibri" w:hAnsi="Calibri"/>
-          <w:color w:val="20344A"/>
-          <w:sz w:val="20"/>
-          <w:szCs w:val="20"/>
-        </w:rPr>
-        <w:t xml:space="preserve">, Expo Go sur le téléphone, PC et téléphone sur le même Wi-Fi. Commandes pour Windows (cmd).</w:t>
-      </w:r>
-    </w:p>
-    <w:p>
-      <w:pPr>
-        <w:spacing w:after="60" w:line="276"/>
+        <w:t xml:space="preserve">docs/guide-essai.md</w:t>
+      </w:r>
+      <w:r>
+        <w:rPr>
+          <w:rFonts w:ascii="Calibri" w:cs="Calibri" w:eastAsia="Calibri" w:hAnsi="Calibri"/>
+          <w:color w:val="20344A"/>
+          <w:sz w:val="20"/>
+          <w:szCs w:val="20"/>
+        </w:rPr>
+        <w:t xml:space="preserve">.</w:t>
+      </w:r>
+    </w:p>
+    <w:p>
+      <w:pPr>
+        <w:spacing w:after="55" w:line="276"/>
       </w:pPr>
       <w:r>
         <w:rPr>
@@ -1750,13 +1759,72 @@
           <w:sz w:val="20"/>
           <w:szCs w:val="20"/>
         </w:rPr>
-        <w:t xml:space="preserve">① La base de données — une seule fois</w:t>
+        <w:t xml:space="preserve">①  Installer les 4 outils</w:t>
+      </w:r>
+    </w:p>
+    <w:p>
+      <w:pPr>
+        <w:spacing w:after="40" w:line="276"/>
+      </w:pPr>
+      <w:r>
+        <w:rPr>
+          <w:rFonts w:ascii="Calibri" w:cs="Calibri" w:eastAsia="Calibri" w:hAnsi="Calibri"/>
+          <w:color w:val="20344A"/>
+          <w:sz w:val="17"/>
+          <w:szCs w:val="17"/>
+        </w:rPr>
+        <w:t xml:space="preserve">Node.js (version LTS) — nodejs.org   ·   Git — git-scm.com   ·   Expo Go sur le téléphone (Play Store)</w:t>
+      </w:r>
+    </w:p>
+    <w:p>
+      <w:pPr>
+        <w:spacing w:after="45" w:line="276"/>
+      </w:pPr>
+      <w:r>
+        <w:rPr>
+          <w:rFonts w:ascii="Calibri" w:cs="Calibri" w:eastAsia="Calibri" w:hAnsi="Calibri"/>
+          <w:b/>
+          <w:bCs/>
+          <w:color w:val="20344A"/>
+          <w:sz w:val="17"/>
+          <w:szCs w:val="17"/>
+        </w:rPr>
+        <w:t xml:space="preserve">PostgreSQL 17</w:t>
+      </w:r>
+      <w:r>
+        <w:rPr>
+          <w:rFonts w:ascii="Calibri" w:cs="Calibri" w:eastAsia="Calibri" w:hAnsi="Calibri"/>
+          <w:color w:val="20344A"/>
+          <w:sz w:val="17"/>
+          <w:szCs w:val="17"/>
+        </w:rPr>
+        <w:t xml:space="preserve"> — enterprisedb.com/downloads/postgres-postgresql-downloads, colonne Windows x86-64. </w:t>
+      </w:r>
+      <w:r>
+        <w:rPr>
+          <w:rFonts w:ascii="Calibri" w:cs="Calibri" w:eastAsia="Calibri" w:hAnsi="Calibri"/>
+          <w:b/>
+          <w:bCs/>
+          <w:color w:val="20344A"/>
+          <w:sz w:val="17"/>
+          <w:szCs w:val="17"/>
+        </w:rPr>
+        <w:t xml:space="preserve">Notez le mot de passe « postgres » demandé</w:t>
+      </w:r>
+      <w:r>
+        <w:rPr>
+          <w:rFonts w:ascii="Calibri" w:cs="Calibri" w:eastAsia="Calibri" w:hAnsi="Calibri"/>
+          <w:color w:val="20344A"/>
+          <w:sz w:val="17"/>
+          <w:szCs w:val="17"/>
+        </w:rPr>
+        <w:t xml:space="preserve">, gardez le port 5432, décochez Stack Builder. Puis, dans cmd :</w:t>
       </w:r>
     </w:p>
     <w:p>
       <w:pPr>
         <w:shd w:fill="F2F6FA" w:val="clear"/>
-        <w:spacing w:after="40" w:line="250"/>
+        <w:spacing w:after="105" w:line="250"/>
       </w:pPr>
       <w:r>
         <w:rPr>
@@ -1765,27 +1833,12 @@
           <w:sz w:val="14"/>
           <w:szCs w:val="14"/>
         </w:rPr>
-        <w:t xml:space="preserve">  psql -U postgres -c "CREATE USER kkp WITH PASSWORD 'kkp' CREATEDB;"</w:t>
-      </w:r>
-    </w:p>
-    <w:p>
-      <w:pPr>
-        <w:shd w:fill="F2F6FA" w:val="clear"/>
-        <w:spacing w:after="110" w:line="250"/>
-      </w:pPr>
-      <w:r>
-        <w:rPr>
-          <w:rFonts w:ascii="Consolas" w:cs="Consolas" w:eastAsia="Consolas" w:hAnsi="Consolas"/>
-          <w:color w:val="20344A"/>
-          <w:sz w:val="14"/>
-          <w:szCs w:val="14"/>
-        </w:rPr>
-        <w:t xml:space="preserve">  psql -U postgres -c "CREATE DATABASE kaynakaynapay OWNER kkp;"</w:t>
-      </w:r>
-    </w:p>
-    <w:p>
-      <w:pPr>
-        <w:spacing w:after="60" w:line="276"/>
+        <w:t xml:space="preserve">  set PATH=%PATH%;C:\Program Files\PostgreSQL\17\bin</w:t>
+      </w:r>
+    </w:p>
+    <w:p>
+      <w:pPr>
+        <w:spacing w:after="55" w:line="276"/>
       </w:pPr>
       <w:r>
         <w:rPr>
@@ -1796,7 +1849,7 @@
           <w:sz w:val="20"/>
           <w:szCs w:val="20"/>
         </w:rPr>
-        <w:t xml:space="preserve">② La plateforme</w:t>
+        <w:t xml:space="preserve">②  Créer la base — une seule fois</w:t>
       </w:r>
     </w:p>
     <w:p>
@@ -1811,13 +1864,13 @@
           <w:sz w:val="14"/>
           <w:szCs w:val="14"/>
         </w:rPr>
-        <w:t xml:space="preserve">  git clone -b claude/kayna-kayna-pay-presentation-gp4lgf https://github.com/mly-dev/projet.git</w:t>
+        <w:t xml:space="preserve">  psql -U postgres -c "CREATE USER kkp WITH PASSWORD 'kkp' CREATEDB;"</w:t>
       </w:r>
     </w:p>
     <w:p>
       <w:pPr>
         <w:shd w:fill="F2F6FA" w:val="clear"/>
-        <w:spacing w:after="40" w:line="250"/>
+        <w:spacing w:after="105" w:line="250"/>
       </w:pPr>
       <w:r>
         <w:rPr>
@@ -1826,42 +1879,12 @@
           <w:sz w:val="14"/>
           <w:szCs w:val="14"/>
         </w:rPr>
-        <w:t xml:space="preserve">  cd projet\kayna-kayna-pay\plateforme</w:t>
-      </w:r>
-    </w:p>
-    <w:p>
-      <w:pPr>
-        <w:shd w:fill="F2F6FA" w:val="clear"/>
-        <w:spacing w:after="40" w:line="250"/>
-      </w:pPr>
-      <w:r>
-        <w:rPr>
-          <w:rFonts w:ascii="Consolas" w:cs="Consolas" w:eastAsia="Consolas" w:hAnsi="Consolas"/>
-          <w:color w:val="20344A"/>
-          <w:sz w:val="14"/>
-          <w:szCs w:val="14"/>
-        </w:rPr>
-        <w:t xml:space="preserve">  copy .env.example .env</w:t>
-      </w:r>
-    </w:p>
-    <w:p>
-      <w:pPr>
-        <w:shd w:fill="F2F6FA" w:val="clear"/>
-        <w:spacing w:after="110" w:line="250"/>
-      </w:pPr>
-      <w:r>
-        <w:rPr>
-          <w:rFonts w:ascii="Consolas" w:cs="Consolas" w:eastAsia="Consolas" w:hAnsi="Consolas"/>
-          <w:color w:val="20344A"/>
-          <w:sz w:val="14"/>
-          <w:szCs w:val="14"/>
-        </w:rPr>
-        <w:t xml:space="preserve">  npm install &amp;&amp; npm run db:migrer &amp;&amp; npm run db:seed &amp;&amp; npm run dev</w:t>
-      </w:r>
-    </w:p>
-    <w:p>
-      <w:pPr>
-        <w:spacing w:after="60" w:line="276"/>
+        <w:t xml:space="preserve">  psql -U postgres -c "CREATE DATABASE kaynakaynapay OWNER kkp;"</w:t>
+      </w:r>
+    </w:p>
+    <w:p>
+      <w:pPr>
+        <w:spacing w:after="55" w:line="276"/>
       </w:pPr>
       <w:r>
         <w:rPr>
@@ -1872,7 +1895,7 @@
           <w:sz w:val="20"/>
           <w:szCs w:val="20"/>
         </w:rPr>
-        <w:t xml:space="preserve">③ L'application mobile — dans une 2ᵉ fenêtre</w:t>
+        <w:t xml:space="preserve">③  La plateforme</w:t>
       </w:r>
     </w:p>
     <w:p>
@@ -1887,7 +1910,7 @@
           <w:sz w:val="14"/>
           <w:szCs w:val="14"/>
         </w:rPr>
-        <w:t xml:space="preserve">  cd projet\kayna-kayna-pay\mobile</w:t>
+        <w:t xml:space="preserve">  git clone -b claude/kayna-kayna-pay-presentation-gp4lgf https://github.com/mly-dev/projet.git</w:t>
       </w:r>
     </w:p>
     <w:p>
@@ -1902,13 +1925,13 @@
           <w:sz w:val="14"/>
           <w:szCs w:val="14"/>
         </w:rPr>
-        <w:t xml:space="preserve">  copy .env.example .env</w:t>
+        <w:t xml:space="preserve">  cd projet\kayna-kayna-pay\plateforme</w:t>
       </w:r>
     </w:p>
     <w:p>
       <w:pPr>
         <w:shd w:fill="F2F6FA" w:val="clear"/>
-        <w:spacing w:after="110" w:line="250"/>
+        <w:spacing w:after="40" w:line="250"/>
       </w:pPr>
       <w:r>
         <w:rPr>
@@ -1917,139 +1940,139 @@
           <w:sz w:val="14"/>
           <w:szCs w:val="14"/>
         </w:rPr>
-        <w:t xml:space="preserve">  npm install &amp;&amp; npx expo start</w:t>
-      </w:r>
-    </w:p>
-    <w:p>
-      <w:pPr>
-        <w:spacing w:after="70" w:line="276"/>
+        <w:t xml:space="preserve">  copy .env.example .env</w:t>
+      </w:r>
+    </w:p>
+    <w:p>
+      <w:pPr>
+        <w:shd w:fill="F2F6FA" w:val="clear"/>
+        <w:spacing w:after="40" w:line="250"/>
+      </w:pPr>
+      <w:r>
+        <w:rPr>
+          <w:rFonts w:ascii="Consolas" w:cs="Consolas" w:eastAsia="Consolas" w:hAnsi="Consolas"/>
+          <w:color w:val="20344A"/>
+          <w:sz w:val="14"/>
+          <w:szCs w:val="14"/>
+        </w:rPr>
+        <w:t xml:space="preserve">  npm install &amp;&amp; npm run verifier</w:t>
+      </w:r>
+    </w:p>
+    <w:p>
+      <w:pPr>
+        <w:shd w:fill="F2F6FA" w:val="clear"/>
+        <w:spacing w:after="105" w:line="250"/>
+      </w:pPr>
+      <w:r>
+        <w:rPr>
+          <w:rFonts w:ascii="Consolas" w:cs="Consolas" w:eastAsia="Consolas" w:hAnsi="Consolas"/>
+          <w:color w:val="20344A"/>
+          <w:sz w:val="14"/>
+          <w:szCs w:val="14"/>
+        </w:rPr>
+        <w:t xml:space="preserve">  npm run db:migrer &amp;&amp; npm run db:seed &amp;&amp; npm run dev</w:t>
+      </w:r>
+    </w:p>
+    <w:p>
+      <w:pPr>
+        <w:spacing w:after="55" w:line="276"/>
       </w:pPr>
       <w:r>
         <w:rPr>
           <w:rFonts w:ascii="Calibri" w:cs="Calibri" w:eastAsia="Calibri" w:hAnsi="Calibri"/>
           <w:b/>
           <w:bCs/>
-          <w:color w:val="20344A"/>
-          <w:sz w:val="20"/>
-          <w:szCs w:val="20"/>
-        </w:rPr>
-        <w:t xml:space="preserve">Avant de lancer Expo : </w:t>
-      </w:r>
-      <w:r>
-        <w:rPr>
-          <w:rFonts w:ascii="Calibri" w:cs="Calibri" w:eastAsia="Calibri" w:hAnsi="Calibri"/>
-          <w:color w:val="20344A"/>
-          <w:sz w:val="20"/>
-          <w:szCs w:val="20"/>
-        </w:rPr>
-        <w:t xml:space="preserve">ouvrez </w:t>
-      </w:r>
+          <w:color w:val="003A70"/>
+          <w:sz w:val="20"/>
+          <w:szCs w:val="20"/>
+        </w:rPr>
+        <w:t xml:space="preserve">④  L'application mobile — 2ᵉ fenêtre</w:t>
+      </w:r>
+    </w:p>
+    <w:p>
+      <w:pPr>
+        <w:shd w:fill="F2F6FA" w:val="clear"/>
+        <w:spacing w:after="40" w:line="250"/>
+      </w:pPr>
+      <w:r>
+        <w:rPr>
+          <w:rFonts w:ascii="Consolas" w:cs="Consolas" w:eastAsia="Consolas" w:hAnsi="Consolas"/>
+          <w:color w:val="20344A"/>
+          <w:sz w:val="14"/>
+          <w:szCs w:val="14"/>
+        </w:rPr>
+        <w:t xml:space="preserve">  cd projet\kayna-kayna-pay\mobile</w:t>
+      </w:r>
+    </w:p>
+    <w:p>
+      <w:pPr>
+        <w:shd w:fill="F2F6FA" w:val="clear"/>
+        <w:spacing w:after="40" w:line="250"/>
+      </w:pPr>
+      <w:r>
+        <w:rPr>
+          <w:rFonts w:ascii="Consolas" w:cs="Consolas" w:eastAsia="Consolas" w:hAnsi="Consolas"/>
+          <w:color w:val="20344A"/>
+          <w:sz w:val="14"/>
+          <w:szCs w:val="14"/>
+        </w:rPr>
+        <w:t xml:space="preserve">  copy .env.example .env      puis mettez-y l'IP du PC (ipconfig)</w:t>
+      </w:r>
+    </w:p>
+    <w:p>
+      <w:pPr>
+        <w:shd w:fill="F2F6FA" w:val="clear"/>
+        <w:spacing w:after="95" w:line="250"/>
+      </w:pPr>
+      <w:r>
+        <w:rPr>
+          <w:rFonts w:ascii="Consolas" w:cs="Consolas" w:eastAsia="Consolas" w:hAnsi="Consolas"/>
+          <w:color w:val="20344A"/>
+          <w:sz w:val="14"/>
+          <w:szCs w:val="14"/>
+        </w:rPr>
+        <w:t xml:space="preserve">  npm install &amp;&amp; npx expo start</w:t>
+      </w:r>
+    </w:p>
+    <w:p>
+      <w:pPr>
+        <w:spacing w:after="40" w:line="276"/>
+      </w:pPr>
       <w:r>
         <w:rPr>
           <w:rFonts w:ascii="Calibri" w:cs="Calibri" w:eastAsia="Calibri" w:hAnsi="Calibri"/>
           <w:b/>
           <w:bCs/>
           <w:color w:val="20344A"/>
-          <w:sz w:val="20"/>
-          <w:szCs w:val="20"/>
-        </w:rPr>
-        <w:t xml:space="preserve">mobile\.env</w:t>
-      </w:r>
-      <w:r>
-        <w:rPr>
-          <w:rFonts w:ascii="Calibri" w:cs="Calibri" w:eastAsia="Calibri" w:hAnsi="Calibri"/>
-          <w:color w:val="20344A"/>
-          <w:sz w:val="20"/>
-          <w:szCs w:val="20"/>
-        </w:rPr>
-        <w:t xml:space="preserve"> et remplacez l'adresse par l'IP de votre PC (commande </w:t>
+          <w:sz w:val="17"/>
+          <w:szCs w:val="17"/>
+        </w:rPr>
+        <w:t xml:space="preserve">En cas de blocage : </w:t>
       </w:r>
       <w:r>
         <w:rPr>
           <w:rFonts w:ascii="Calibri" w:cs="Calibri" w:eastAsia="Calibri" w:hAnsi="Calibri"/>
           <w:b/>
           <w:bCs/>
-          <w:color w:val="20344A"/>
-          <w:sz w:val="20"/>
-          <w:szCs w:val="20"/>
-        </w:rPr>
-        <w:t xml:space="preserve">ipconfig</w:t>
-      </w:r>
-      <w:r>
-        <w:rPr>
-          <w:rFonts w:ascii="Calibri" w:cs="Calibri" w:eastAsia="Calibri" w:hAnsi="Calibri"/>
-          <w:color w:val="20344A"/>
-          <w:sz w:val="20"/>
-          <w:szCs w:val="20"/>
-        </w:rPr>
-        <w:t xml:space="preserve">, ligne « Adresse IPv4 » du Wi-Fi). « localhost » ne marche pas depuis un téléphone.</w:t>
-      </w:r>
-    </w:p>
-    <w:p>
-      <w:pPr>
-        <w:spacing w:after="30" w:line="276"/>
-      </w:pPr>
-      <w:r>
-        <w:rPr>
-          <w:rFonts w:ascii="Calibri" w:cs="Calibri" w:eastAsia="Calibri" w:hAnsi="Calibri"/>
-          <w:b/>
-          <w:bCs/>
-          <w:color w:val="20344A"/>
-          <w:sz w:val="20"/>
-          <w:szCs w:val="20"/>
-        </w:rPr>
-        <w:t xml:space="preserve">Les codes SMS </w:t>
-      </w:r>
-      <w:r>
-        <w:rPr>
-          <w:rFonts w:ascii="Calibri" w:cs="Calibri" w:eastAsia="Calibri" w:hAnsi="Calibri"/>
-          <w:color w:val="20344A"/>
-          <w:sz w:val="20"/>
-          <w:szCs w:val="20"/>
-        </w:rPr>
-        <w:t xml:space="preserve">s'affichent dans la fenêtre de la plateforme (lignes « [SMS → +227… ] »), pas sur un vrai téléphone.</w:t>
-      </w:r>
-    </w:p>
-    <w:p>
-      <w:pPr>
-        <w:pBdr>
-          <w:top w:val="single" w:color="D7E3EE" w:sz="6"/>
-        </w:pBdr>
-        <w:spacing w:after="0" w:before="130" w:line="240"/>
-      </w:pPr>
-      <w:r>
-        <w:rPr>
-          <w:rFonts w:ascii="Calibri" w:cs="Calibri" w:eastAsia="Calibri" w:hAnsi="Calibri"/>
-          <w:color w:val="5D7285"/>
-          <w:sz w:val="16"/>
-          <w:szCs w:val="16"/>
-        </w:rPr>
-        <w:t xml:space="preserve">Guide détaillé et documentation technique : dossier </w:t>
-      </w:r>
-      <w:r>
-        <w:rPr>
-          <w:rFonts w:ascii="Calibri" w:cs="Calibri" w:eastAsia="Calibri" w:hAnsi="Calibri"/>
-          <w:b/>
-          <w:bCs/>
-          <w:color w:val="5D7285"/>
-          <w:sz w:val="16"/>
-          <w:szCs w:val="16"/>
-        </w:rPr>
-        <w:t xml:space="preserve">docs/</w:t>
-      </w:r>
-      <w:r>
-        <w:rPr>
-          <w:rFonts w:ascii="Calibri" w:cs="Calibri" w:eastAsia="Calibri" w:hAnsi="Calibri"/>
-          <w:color w:val="5D7285"/>
-          <w:sz w:val="16"/>
-          <w:szCs w:val="16"/>
-        </w:rPr>
-        <w:t xml:space="preserve"> du projet.</w:t>
+          <w:color w:val="005CA9"/>
+          <w:sz w:val="17"/>
+          <w:szCs w:val="17"/>
+        </w:rPr>
+        <w:t xml:space="preserve">npm run verifier</w:t>
+      </w:r>
+      <w:r>
+        <w:rPr>
+          <w:rFonts w:ascii="Calibri" w:cs="Calibri" w:eastAsia="Calibri" w:hAnsi="Calibri"/>
+          <w:color w:val="20344A"/>
+          <w:sz w:val="17"/>
+          <w:szCs w:val="17"/>
+        </w:rPr>
+        <w:t xml:space="preserve"> contrôle tout et affiche la commande qui répare. Les codes SMS s'affichent dans la fenêtre de la plateforme, pas sur un vrai téléphone.</w:t>
       </w:r>
     </w:p>
     <w:sectPr>
       <w:pgSz w:w="11906" w:h="16838" w:orient="portrait"/>
-      <w:pgMar w:top="850" w:right="1000" w:bottom="560" w:left="1000" w:header="708" w:footer="708" w:gutter="0"/>
+      <w:pgMar w:top="850" w:right="1000" w:bottom="620" w:left="1000" w:header="708" w:footer="708" w:gutter="0"/>
       <w:pgNumType/>
       <w:docGrid w:linePitch="360"/>
     </w:sectPr>

--- a/kayna-kayna-pay/docs/Kayna_Kayna_Pay_Essentiel.docx
+++ b/kayna-kayna-pay/docs/Kayna_Kayna_Pay_Essentiel.docx
@@ -1076,7 +1076,7 @@
                 <w:sz w:val="17"/>
                 <w:szCs w:val="17"/>
               </w:rPr>
-              <w:t xml:space="preserve">Toutes les règles — 37 entrées d'API</w:t>
+              <w:t xml:space="preserve">Toutes les règles — 39 entrées d'API</w:t>
             </w:r>
           </w:p>
         </w:tc>
@@ -1601,7 +1601,7 @@
                 <w:sz w:val="17"/>
                 <w:szCs w:val="17"/>
               </w:rPr>
-              <w:t xml:space="preserve">Essai sur un vrai téléphone, par vous</w:t>
+              <w:t xml:space="preserve">Vrais SMS — passerelle à contractualiser</w:t>
             </w:r>
           </w:p>
         </w:tc>
@@ -1655,7 +1655,7 @@
                 <w:sz w:val="17"/>
                 <w:szCs w:val="17"/>
               </w:rPr>
-              <w:t xml:space="preserve">Photos des produits</w:t>
+              <w:t xml:space="preserve">Conditions générales validées par un juriste</w:t>
             </w:r>
           </w:p>
         </w:tc>
@@ -1683,7 +1683,7 @@
                 <w:sz w:val="17"/>
                 <w:szCs w:val="17"/>
               </w:rPr>
-              <w:t xml:space="preserve">25 critères d'acceptation automatiques, tous verts</w:t>
+              <w:t xml:space="preserve">Photos de produits, réduites pour le forfait mobile</w:t>
             </w:r>
           </w:p>
         </w:tc>
@@ -1709,7 +1709,7 @@
                 <w:sz w:val="17"/>
                 <w:szCs w:val="17"/>
               </w:rPr>
-              <w:t xml:space="preserve">Vrais SMS — passerelle à contractualiser</w:t>
+              <w:t xml:space="preserve">Consultation BCEAO / UEMOA</w:t>
             </w:r>
           </w:p>
         </w:tc>
@@ -1737,7 +1737,7 @@
                 <w:sz w:val="17"/>
                 <w:szCs w:val="17"/>
               </w:rPr>
-              <w:t xml:space="preserve">Parcours client vérifié écran par écran</w:t>
+              <w:t xml:space="preserve">Notifications en temps réel des deux côtés</w:t>
             </w:r>
           </w:p>
         </w:tc>
@@ -1763,7 +1763,7 @@
                 <w:sz w:val="17"/>
                 <w:szCs w:val="17"/>
               </w:rPr>
-              <w:t xml:space="preserve">Conditions générales validées par un juriste</w:t>
+              <w:t xml:space="preserve">Notifications quand l'application est fermée</w:t>
             </w:r>
           </w:p>
         </w:tc>
@@ -1791,7 +1791,7 @@
                 <w:sz w:val="17"/>
                 <w:szCs w:val="17"/>
               </w:rPr>
-              <w:t xml:space="preserve">Logo, charte graphique, présentation</w:t>
+              <w:t xml:space="preserve">26 critères d'acceptation + 18 sur les photos, tous verts</w:t>
             </w:r>
           </w:p>
         </w:tc>
@@ -1817,7 +1817,7 @@
                 <w:sz w:val="17"/>
                 <w:szCs w:val="17"/>
               </w:rPr>
-              <w:t xml:space="preserve">Consultation BCEAO / UEMOA</w:t>
+              <w:t xml:space="preserve">Gestion du catalogue par les partenaires</w:t>
             </w:r>
           </w:p>
         </w:tc>
@@ -1845,7 +1845,7 @@
                 <w:sz w:val="17"/>
                 <w:szCs w:val="17"/>
               </w:rPr>
-              <w:t xml:space="preserve">Double authentification des administrateurs</w:t>
+              <w:t xml:space="preserve">Logo, charte graphique, présentation, trois documents</w:t>
             </w:r>
           </w:p>
         </w:tc>
@@ -1871,7 +1871,7 @@
                 <w:sz w:val="17"/>
                 <w:szCs w:val="17"/>
               </w:rPr>
-              <w:t xml:space="preserve">Notifications hors application</w:t>
+              <w:t xml:space="preserve">Essai sur un vrai téléphone, par vous</w:t>
             </w:r>
           </w:p>
         </w:tc>
@@ -2694,6 +2694,95 @@
     </w:p>
     <w:p>
       <w:pPr>
+        <w:spacing w:after="110" w:before="260"/>
+      </w:pPr>
+      <w:r>
+        <w:rPr>
+          <w:rFonts w:ascii="Cambria" w:cs="Cambria" w:eastAsia="Cambria" w:hAnsi="Cambria"/>
+          <w:b/>
+          <w:bCs/>
+          <w:color w:val="003A70"/>
+          <w:sz w:val="24"/>
+          <w:szCs w:val="24"/>
+        </w:rPr>
+        <w:t xml:space="preserve">⑤ Mettre à jour, plus tard</w:t>
+      </w:r>
+    </w:p>
+    <w:p>
+      <w:pPr>
+        <w:spacing w:after="60" w:line="264"/>
+      </w:pPr>
+      <w:r>
+        <w:rPr>
+          <w:rFonts w:ascii="Calibri" w:cs="Calibri" w:eastAsia="Calibri" w:hAnsi="Calibri"/>
+          <w:color w:val="1B2E42"/>
+          <w:sz w:val="20"/>
+          <w:szCs w:val="20"/>
+        </w:rPr>
+        <w:t xml:space="preserve">Une seule commande depuis le dossier </w:t>
+      </w:r>
+      <w:r>
+        <w:rPr>
+          <w:rFonts w:ascii="Consolas" w:cs="Consolas" w:eastAsia="Consolas" w:hAnsi="Consolas"/>
+          <w:color w:val="1B2E42"/>
+          <w:sz w:val="20"/>
+          <w:szCs w:val="20"/>
+        </w:rPr>
+        <w:t xml:space="preserve">kayna-kayna-pay</w:t>
+      </w:r>
+      <w:r>
+        <w:rPr>
+          <w:rFonts w:ascii="Calibri" w:cs="Calibri" w:eastAsia="Calibri" w:hAnsi="Calibri"/>
+          <w:color w:val="1B2E42"/>
+          <w:sz w:val="20"/>
+          <w:szCs w:val="20"/>
+        </w:rPr>
+        <w:t xml:space="preserve"> :</w:t>
+      </w:r>
+    </w:p>
+    <w:p>
+      <w:pPr>
+        <w:shd w:fill="F2F6FA" w:val="clear"/>
+        <w:spacing w:after="40" w:line="250"/>
+      </w:pPr>
+      <w:r>
+        <w:rPr>
+          <w:rFonts w:ascii="Consolas" w:cs="Consolas" w:eastAsia="Consolas" w:hAnsi="Consolas"/>
+          <w:color w:val="1B2E42"/>
+          <w:sz w:val="15"/>
+          <w:szCs w:val="15"/>
+        </w:rPr>
+        <w:t xml:space="preserve">  maj.cmd</w:t>
+      </w:r>
+    </w:p>
+    <w:p>
+      <w:pPr>
+        <w:spacing w:after="50"/>
+      </w:pPr>
+      <w:r>
+        <w:rPr>
+          <w:sz w:val="2"/>
+          <w:szCs w:val="2"/>
+        </w:rPr>
+        <w:t xml:space="preserve"/>
+      </w:r>
+    </w:p>
+    <w:p>
+      <w:pPr>
+        <w:spacing w:after="0" w:line="264"/>
+      </w:pPr>
+      <w:r>
+        <w:rPr>
+          <w:rFonts w:ascii="Calibri" w:cs="Calibri" w:eastAsia="Calibri" w:hAnsi="Calibri"/>
+          <w:color w:val="1B2E42"/>
+          <w:sz w:val="20"/>
+          <w:szCs w:val="20"/>
+        </w:rPr>
+        <w:t xml:space="preserve">Elle récupère la dernière version sans se laisser bloquer par les fichiers de verrouillage npm, que git refuse sinon d'écraser. Relancez ensuite les deux fenêtres, avec npx expo start -c côté mobile pour vider le cache.</w:t>
+      </w:r>
+    </w:p>
+    <w:p>
+      <w:pPr>
         <w:spacing w:after="200"/>
       </w:pPr>
       <w:r>
@@ -2817,11 +2906,10 @@
     </w:tbl>
     <w:p>
       <w:pPr>
-        <w:pageBreakBefore/>
         <w:pBdr>
           <w:bottom w:val="single" w:color="005CA9" w:sz="10" w:space="6"/>
         </w:pBdr>
-        <w:spacing w:after="200" w:before="0"/>
+        <w:spacing w:after="200" w:before="320"/>
       </w:pPr>
       <w:r>
         <w:rPr>
